--- a/laravel-app/database/data/internship/handbooks/machine_learning/Beyond_ML_Internship_Day_153_Student_Handbook.docx
+++ b/laravel-app/database/data/internship/handbooks/machine_learning/Beyond_ML_Internship_Day_153_Student_Handbook.docx
@@ -38,7 +38,7 @@
           <w:color w:val="1E293B"/>
           <w:sz w:val="28"/>
         </w:rPr>
-        <w:t>Model Interpretability</w:t>
+        <w:t>Model Packaging Apis And Containers: Concepts and Controls</w:t>
       </w:r>
     </w:p>
     <w:p>
@@ -50,7 +50,7 @@
           <w:b w:val="0"/>
           <w:sz w:val="22"/>
         </w:rPr>
-        <w:t>Independent build. Full student study guide and practical laboratory manual for Beyond Enterprise interns.</w:t>
+        <w:t>Data preparation. Full student study guide and practical laboratory manual for Beyond Enterprise interns.</w:t>
       </w:r>
     </w:p>
     <w:tbl>
@@ -141,7 +141,7 @@
               <w:rPr>
                 <w:sz w:val="18"/>
               </w:rPr>
-              <w:t>Independent build</w:t>
+              <w:t>Data preparation</w:t>
             </w:r>
           </w:p>
         </w:tc>
@@ -167,7 +167,7 @@
               <w:rPr>
                 <w:sz w:val="18"/>
               </w:rPr>
-              <w:t>8 hours</w:t>
+              <w:t>8.0 hours</w:t>
             </w:r>
           </w:p>
         </w:tc>
@@ -180,7 +180,7 @@
               <w:rPr>
                 <w:sz w:val="18"/>
               </w:rPr>
-              <w:t>Python, Jupyter, pandas and scikit-learn on a laptop</w:t>
+              <w:t>Git, MLflow local, FastAPI, Docker</w:t>
             </w:r>
           </w:p>
         </w:tc>
@@ -198,7 +198,7 @@
           <w:color w:val="0B3F90"/>
           <w:sz w:val="20"/>
         </w:rPr>
-        <w:t>Day 153 objective  Complete the independent build for Model Interpretability: Apply model interpretability safely and explain the result in a professional technical report.</w:t>
+        <w:t>Day 153 objective  Complete the data preparation for Model Packaging Apis And Containers: Concepts and Controls: Apply Model Packaging Apis And Containers: Concepts and Controls to an approved public or synthetic dataset, measure the result against a documented baseline and acceptance criterion, independently verify it, and explain limitations in a professional technical report.</w:t>
       </w:r>
     </w:p>
     <w:p>
@@ -270,7 +270,7 @@
           <w:b w:val="0"/>
           <w:sz w:val="22"/>
         </w:rPr>
-        <w:t>Submit: Working result evidence, design/configuration files, and a list of assumptions..</w:t>
+        <w:t>Submit: Baseline screenshot, reproducible project, evaluation evidence, independent verification, responsible-ML check, and professional report..</w:t>
       </w:r>
     </w:p>
     <w:p>
@@ -377,7 +377,7 @@
               <w:rPr>
                 <w:sz w:val="18"/>
               </w:rPr>
-              <w:t>Rewrite objective in own words</w:t>
+              <w:t>Assessment brief + rubric review</w:t>
             </w:r>
           </w:p>
         </w:tc>
@@ -390,7 +390,7 @@
               <w:rPr>
                 <w:sz w:val="18"/>
               </w:rPr>
-              <w:t>Frame table</w:t>
+              <w:t>Plan</w:t>
             </w:r>
           </w:p>
         </w:tc>
@@ -418,7 +418,7 @@
               <w:rPr>
                 <w:sz w:val="18"/>
               </w:rPr>
-              <w:t>Independent build</w:t>
+              <w:t>End-to-end demonstration</w:t>
             </w:r>
           </w:p>
         </w:tc>
@@ -431,7 +431,7 @@
               <w:rPr>
                 <w:sz w:val="18"/>
               </w:rPr>
-              <w:t>Artifact</w:t>
+              <w:t>Demo evidence</w:t>
             </w:r>
           </w:p>
         </w:tc>
@@ -500,7 +500,7 @@
               <w:rPr>
                 <w:sz w:val="18"/>
               </w:rPr>
-              <w:t>Test / measure / review</w:t>
+              <w:t>Self-score against rubric</w:t>
             </w:r>
           </w:p>
         </w:tc>
@@ -513,7 +513,7 @@
               <w:rPr>
                 <w:sz w:val="18"/>
               </w:rPr>
-              <w:t>Results</w:t>
+              <w:t>Self-score sheet</w:t>
             </w:r>
           </w:p>
         </w:tc>
@@ -541,7 +541,7 @@
               <w:rPr>
                 <w:sz w:val="18"/>
               </w:rPr>
-              <w:t>Documentation while building</w:t>
+              <w:t>Reflection: wins, failures, next steps</w:t>
             </w:r>
           </w:p>
         </w:tc>
@@ -554,7 +554,7 @@
               <w:rPr>
                 <w:sz w:val="18"/>
               </w:rPr>
-              <w:t>README notes</w:t>
+              <w:t>Reflection</w:t>
             </w:r>
           </w:p>
         </w:tc>
@@ -569,7 +569,7 @@
               <w:rPr>
                 <w:sz w:val="18"/>
               </w:rPr>
-              <w:t>5:45–6:00</w:t>
+              <w:t>5:45–8:00</w:t>
             </w:r>
           </w:p>
         </w:tc>
@@ -582,7 +582,7 @@
               <w:rPr>
                 <w:sz w:val="18"/>
               </w:rPr>
-              <w:t>Break</w:t>
+              <w:t>Final evidence pack + report</w:t>
             </w:r>
           </w:p>
         </w:tc>
@@ -595,48 +595,7 @@
               <w:rPr>
                 <w:sz w:val="18"/>
               </w:rPr>
-              <w:t>—</w:t>
-            </w:r>
-          </w:p>
-        </w:tc>
-      </w:tr>
-      <w:tr>
-        <w:tc>
-          <w:tcPr>
-            <w:tcW w:type="dxa" w:w="3408"/>
-          </w:tcPr>
-          <w:p>
-            <w:r>
-              <w:rPr>
-                <w:sz w:val="18"/>
-              </w:rPr>
-              <w:t>6:00–8:00</w:t>
-            </w:r>
-          </w:p>
-        </w:tc>
-        <w:tc>
-          <w:tcPr>
-            <w:tcW w:type="dxa" w:w="3408"/>
-          </w:tcPr>
-          <w:p>
-            <w:r>
-              <w:rPr>
-                <w:sz w:val="18"/>
-              </w:rPr>
-              <w:t>Evidence + report + rehearsal</w:t>
-            </w:r>
-          </w:p>
-        </w:tc>
-        <w:tc>
-          <w:tcPr>
-            <w:tcW w:type="dxa" w:w="3408"/>
-          </w:tcPr>
-          <w:p>
-            <w:r>
-              <w:rPr>
-                <w:sz w:val="18"/>
-              </w:rPr>
-              <w:t>Ready pack</w:t>
+              <w:t>Submission</w:t>
             </w:r>
           </w:p>
         </w:tc>
@@ -660,7 +619,7 @@
           <w:b w:val="0"/>
           <w:sz w:val="20"/>
         </w:rPr>
-        <w:t>Curriculum objective (source of truth): Apply model interpretability safely and explain the result in a professional technical report.</w:t>
+        <w:t>Curriculum objective (source of truth): Apply Model Packaging Apis And Containers: Concepts and Controls to an approved public or synthetic dataset, measure the result against a documented baseline and acceptance criterion, independently verify it, and explain limitations in a professional technical report.</w:t>
       </w:r>
     </w:p>
     <w:p>
@@ -672,7 +631,7 @@
           <w:b w:val="0"/>
           <w:sz w:val="22"/>
         </w:rPr>
-        <w:t>Explain Model Interpretability to a supervisor in under two minutes.</w:t>
+        <w:t>Explain Model Packaging Apis And Containers: Concepts and Controls to a supervisor in under two minutes.</w:t>
       </w:r>
     </w:p>
     <w:p>
@@ -684,7 +643,7 @@
           <w:b w:val="0"/>
           <w:sz w:val="22"/>
         </w:rPr>
-        <w:t>Configure or verify the approved tools required for Model Interpretability.</w:t>
+        <w:t>Configure or verify the approved tools required for Model Packaging Apis And Containers: Concepts and Controls.</w:t>
       </w:r>
     </w:p>
     <w:p>
@@ -696,7 +655,7 @@
           <w:b w:val="0"/>
           <w:sz w:val="22"/>
         </w:rPr>
-        <w:t>Implement or perform the independent build practical for this topic.</w:t>
+        <w:t>Implement or perform the data preparation practical for this topic.</w:t>
       </w:r>
     </w:p>
     <w:p>
@@ -752,7 +711,7 @@
           <w:b w:val="0"/>
           <w:sz w:val="22"/>
         </w:rPr>
-        <w:t>Define the professional meaning of “Model Interpretability” before you use tools. Do not split the title into meaningless words. Connect each concept to today's practical action.</w:t>
+        <w:t>Define the professional meaning of “Model Packaging Apis And Containers: Concepts and Controls” before you use tools. Do not split the title into meaningless words. Connect each concept to today's practical action.</w:t>
       </w:r>
     </w:p>
     <w:tbl>
@@ -1307,7 +1266,7 @@
           <w:b w:val="0"/>
           <w:sz w:val="22"/>
         </w:rPr>
-        <w:t>Tools available: Python, Jupyter, pandas and scikit-learn on a laptop.</w:t>
+        <w:t>Tools available: Git, MLflow local, FastAPI, Docker.</w:t>
       </w:r>
     </w:p>
     <w:p>
@@ -1422,7 +1381,7 @@
               <w:rPr>
                 <w:sz w:val="18"/>
               </w:rPr>
-              <w:t>Python, Jupyter, pandas and scikit-learn on a laptop</w:t>
+              <w:t>Git, MLflow local, FastAPI, Docker</w:t>
             </w:r>
           </w:p>
         </w:tc>
@@ -1504,7 +1463,7 @@
           <w:b w:val="0"/>
           <w:sz w:val="18"/>
         </w:rPr>
-        <w:t>└── Day_153_Model_Interpretability/</w:t>
+        <w:t>└── Day_153_Model_Packaging_Apis_And_Containers_Concepts_and/</w:t>
       </w:r>
     </w:p>
     <w:p>
@@ -1657,7 +1616,7 @@
           <w:b w:val="0"/>
           <w:sz w:val="18"/>
         </w:rPr>
-        <w:t>mkdir Beyond_ML_Internship\Day_153_Model_Interpretability\evidence, Beyond_ML_Internship\Day_153_Model_Interpretability\notebooks, Beyond_ML_Internship\Day_153_Model_Interpretability\src, Beyond_ML_Internship\Day_153_Model_Interpretability\data, Beyond_ML_Internship\Day_153_Model_Interpretability\output, Beyond_ML_Internship\Day_153_Model_Interpretability\report -Force</w:t>
+        <w:t>mkdir Beyond_ML_Internship\Day_153_Model_Packaging_Apis_And_Containers_Concepts_and\evidence, Beyond_ML_Internship\Day_153_Model_Packaging_Apis_And_Containers_Concepts_and\notebooks, Beyond_ML_Internship\Day_153_Model_Packaging_Apis_And_Containers_Concepts_and\src, Beyond_ML_Internship\Day_153_Model_Packaging_Apis_And_Containers_Concepts_and\data, Beyond_ML_Internship\Day_153_Model_Packaging_Apis_And_Containers_Concepts_and\output, Beyond_ML_Internship\Day_153_Model_Packaging_Apis_And_Containers_Concepts_and\report -Force</w:t>
       </w:r>
     </w:p>
     <w:p/>
@@ -1698,7 +1657,7 @@
           <w:b w:val="0"/>
           <w:sz w:val="18"/>
         </w:rPr>
-        <w:t>mkdir -p Beyond_ML_Internship/Day_153_Model_Interpretability/{evidence,notebooks,src,data,output,report}</w:t>
+        <w:t>mkdir -p Beyond_ML_Internship/Day_153_Model_Packaging_Apis_And_Containers_Concepts_and/{evidence,notebooks,src,data,output,report}</w:t>
       </w:r>
     </w:p>
     <w:p/>
@@ -1814,7 +1773,7 @@
           <w:color w:val="0B3F90"/>
           <w:sz w:val="24"/>
         </w:rPr>
-        <w:t>Independent build: Model Interpretability</w:t>
+        <w:t>Data preparation: Model Packaging Apis And Containers: Concepts and Controls</w:t>
       </w:r>
     </w:p>
     <w:p>
@@ -1838,7 +1797,7 @@
           <w:b w:val="0"/>
           <w:sz w:val="20"/>
         </w:rPr>
-        <w:t>• Recreate the model interpretability solution from a stated scenario without copying the guided answer. Use only approved equipment or an isolated VM lab.</w:t>
+        <w:t>• Confirm the written objective, authorized dataset, licence, privacy classification, computing boundary, supervisor approvals, and stop conditions.</w:t>
       </w:r>
     </w:p>
     <w:p>
@@ -1850,7 +1809,7 @@
           <w:b w:val="0"/>
           <w:sz w:val="20"/>
         </w:rPr>
-        <w:t>• Work only in an authorized lab, VM or on equipment assigned by Beyond.</w:t>
+        <w:t>• Create the day folder with data/raw, data/processed, notebooks, src, tests, models, output, evidence, and report; never overwrite prior evidence.</w:t>
       </w:r>
     </w:p>
     <w:p>
@@ -1862,7 +1821,79 @@
           <w:b w:val="0"/>
           <w:sz w:val="20"/>
         </w:rPr>
-        <w:t>• Keep time entries truthful and ask the supervisor before changing production equipment.</w:t>
+        <w:t>• Record OS, Python, package, seed, dataset version/hash, hardware, and tools: Git, MLflow local, FastAPI, Docker.</w:t>
+      </w:r>
+    </w:p>
+    <w:p>
+      <w:pPr>
+        <w:spacing w:after="120"/>
+      </w:pPr>
+      <w:r>
+        <w:rPr>
+          <w:b w:val="0"/>
+          <w:sz w:val="20"/>
+        </w:rPr>
+        <w:t>• Frame the prediction or analysis task, target population, features, label, intended user, baseline, metric, acceptance threshold, and harmful misuse to avoid.</w:t>
+      </w:r>
+    </w:p>
+    <w:p>
+      <w:pPr>
+        <w:spacing w:after="120"/>
+      </w:pPr>
+      <w:r>
+        <w:rPr>
+          <w:b w:val="0"/>
+          <w:sz w:val="20"/>
+        </w:rPr>
+        <w:t>• Inspect data quality before modeling; check schema, missingness, duplicates, ranges, imbalance, representativeness, provenance, and leakage risks.</w:t>
+      </w:r>
+    </w:p>
+    <w:p>
+      <w:pPr>
+        <w:spacing w:after="120"/>
+      </w:pPr>
+      <w:r>
+        <w:rPr>
+          <w:b w:val="0"/>
+          <w:sz w:val="20"/>
+        </w:rPr>
+        <w:t>• Implement the practical objective: Apply Model Packaging Apis And Containers: Concepts and Controls to an approved public or synthetic dataset, measure the result against a documented baseline and acceptance criterion, independently verify it, and explain limitations in a professional technical report.</w:t>
+      </w:r>
+    </w:p>
+    <w:p>
+      <w:pPr>
+        <w:spacing w:after="120"/>
+      </w:pPr>
+      <w:r>
+        <w:rPr>
+          <w:b w:val="0"/>
+          <w:sz w:val="20"/>
+        </w:rPr>
+        <w:t>• Evaluate on untouched validation/test data with appropriate metrics, slice analysis, errors, uncertainty, and comparison to the baseline or heuristic.</w:t>
+      </w:r>
+    </w:p>
+    <w:p>
+      <w:pPr>
+        <w:spacing w:after="120"/>
+      </w:pPr>
+      <w:r>
+        <w:rPr>
+          <w:b w:val="0"/>
+          <w:sz w:val="20"/>
+        </w:rPr>
+        <w:t>• Independently verify by a clean rerun from saved dependencies and seeds plus a unit test, alternate calculation, peer review, or supervisor check.</w:t>
+      </w:r>
+    </w:p>
+    <w:p>
+      <w:pPr>
+        <w:spacing w:after="120"/>
+      </w:pPr>
+      <w:r>
+        <w:rPr>
+          <w:b w:val="0"/>
+          <w:sz w:val="20"/>
+        </w:rPr>
+        <w:t>• Save privacy-reviewed evidence, model/data documentation, troubleshooting, limitations, restoration/cleanup record, and an honest AI/tool-assistance disclosure.</w:t>
       </w:r>
     </w:p>
     <w:p>
@@ -1888,7 +1919,7 @@
           <w:b w:val="0"/>
           <w:sz w:val="18"/>
         </w:rPr>
-        <w:t># day_153_lab.py — Independent build: Model Interpretability</w:t>
+        <w:t># day_153_lab.py — Data preparation: Model Packaging Apis And Containers: Concepts and Controls</w:t>
       </w:r>
     </w:p>
     <w:p>
@@ -1930,7 +1961,7 @@
           <w:b w:val="0"/>
           <w:sz w:val="18"/>
         </w:rPr>
-        <w:t>"""Day 153 practical starter for Model Interpretability.</w:t>
+        <w:t>"""Day 153 practical starter for Model Packaging Apis And Containers: Concepts and Controls.</w:t>
       </w:r>
     </w:p>
     <w:p>
@@ -2112,7 +2143,7 @@
           <w:b w:val="0"/>
           <w:sz w:val="18"/>
         </w:rPr>
-        <w:t xml:space="preserve">    print("Program topic:", 'Model Interpretability')</w:t>
+        <w:t xml:space="preserve">    print("Program topic:", 'Model Packaging Apis And Containers: Concepts and Controls')</w:t>
       </w:r>
     </w:p>
     <w:p>
@@ -2126,7 +2157,7 @@
           <w:b w:val="0"/>
           <w:sz w:val="18"/>
         </w:rPr>
-        <w:t xml:space="preserve">    print("Day mode:", 'Independent build')</w:t>
+        <w:t xml:space="preserve">    print("Day mode:", 'Data preparation')</w:t>
       </w:r>
     </w:p>
     <w:p>
@@ -5731,7 +5762,7 @@
           <w:b w:val="0"/>
           <w:sz w:val="22"/>
         </w:rPr>
-        <w:t>Objective addressed for Model Interpretability</w:t>
+        <w:t>Objective addressed for Model Packaging Apis And Containers: Concepts and Controls</w:t>
       </w:r>
     </w:p>
     <w:p>
@@ -5743,7 +5774,7 @@
           <w:b w:val="0"/>
           <w:sz w:val="22"/>
         </w:rPr>
-        <w:t>Independent build practical completed</w:t>
+        <w:t>Data preparation practical completed</w:t>
       </w:r>
     </w:p>
     <w:p>
@@ -5835,7 +5866,7 @@
           <w:b w:val="0"/>
           <w:sz w:val="22"/>
         </w:rPr>
-        <w:t>Matches: Working result evidence, design/configuration files, and a list of assumptions.</w:t>
+        <w:t>Matches: Baseline screenshot, reproducible project, evaluation evidence, independent verification, responsible-ML check, and professional report.</w:t>
       </w:r>
     </w:p>
     <w:p>
@@ -5867,7 +5898,7 @@
           <w:b w:val="0"/>
           <w:sz w:val="22"/>
         </w:rPr>
-        <w:t>Explain Model Interpretability without reading.</w:t>
+        <w:t>Explain Model Packaging Apis And Containers: Concepts and Controls without reading.</w:t>
       </w:r>
     </w:p>
     <w:p>
@@ -5959,7 +5990,7 @@
           <w:b w:val="0"/>
           <w:sz w:val="22"/>
         </w:rPr>
-        <w:t>Today is Day 153 (Independent build) on Model Interpretability. I worked only in the authorized Beyond ML / data science lab. I completed the practical objective, verified with a second check, and packaged evidence. Main risk: unauthorized or unsafe action; control: checklist + supervisor escalation. Limitation: classroom/lab scope only. Next: continue the topic cycle and keep documentation reproducible.</w:t>
+        <w:t>Today is Day 153 (Data preparation) on Model Packaging Apis And Containers: Concepts and Controls. I worked only in the authorized Beyond ML / data science lab. I completed the practical objective, verified with a second check, and packaged evidence. Main risk: unauthorized or unsafe action; control: checklist + supervisor escalation. Limitation: classroom/lab scope only. Next: continue the topic cycle and keep documentation reproducible.</w:t>
       </w:r>
     </w:p>
     <w:p>
